--- a/wrangler 2.docx
+++ b/wrangler 2.docx
@@ -41,11 +41,9 @@
           <w:sz w:val="24"/>
           <w:szCs w:val="24"/>
         </w:rPr>
-        <w:t>Name: [Your Full Name]</w:t>
-      </w:r>
-    </w:p>
-    <w:p>
-      <w:pPr>
+        <w:t xml:space="preserve">Name: </w:t>
+      </w:r>
+      <w:r>
         <w:rPr>
           <w:rFonts w:ascii="Times New Roman" w:hAnsi="Times New Roman" w:cs="Times New Roman"/>
           <w:b/>
@@ -53,8 +51,11 @@
           <w:sz w:val="24"/>
           <w:szCs w:val="24"/>
         </w:rPr>
-      </w:pPr>
-      <w:r>
+        <w:t>Amber Dhama</w:t>
+      </w:r>
+    </w:p>
+    <w:p>
+      <w:pPr>
         <w:rPr>
           <w:rFonts w:ascii="Times New Roman" w:hAnsi="Times New Roman" w:cs="Times New Roman"/>
           <w:b/>
@@ -62,11 +63,8 @@
           <w:sz w:val="24"/>
           <w:szCs w:val="24"/>
         </w:rPr>
-        <w:t>GitHub Repository: [Link to your forked Wrangler repo]</w:t>
-      </w:r>
-    </w:p>
-    <w:p>
-      <w:pPr>
+      </w:pPr>
+      <w:r>
         <w:rPr>
           <w:rFonts w:ascii="Times New Roman" w:hAnsi="Times New Roman" w:cs="Times New Roman"/>
           <w:b/>
@@ -74,7 +72,8 @@
           <w:sz w:val="24"/>
           <w:szCs w:val="24"/>
         </w:rPr>
-      </w:pPr>
+        <w:t xml:space="preserve">GitHub Repository: </w:t>
+      </w:r>
       <w:r>
         <w:rPr>
           <w:rFonts w:ascii="Times New Roman" w:hAnsi="Times New Roman" w:cs="Times New Roman"/>
@@ -83,26 +82,7 @@
           <w:sz w:val="24"/>
           <w:szCs w:val="24"/>
         </w:rPr>
-        <w:t>Submission Date: [Enter Date]</w:t>
-      </w:r>
-    </w:p>
-    <w:p>
-      <w:pPr>
-        <w:rPr>
-          <w:rFonts w:ascii="Times New Roman" w:hAnsi="Times New Roman" w:cs="Times New Roman"/>
-          <w:sz w:val="24"/>
-          <w:szCs w:val="24"/>
-        </w:rPr>
-      </w:pPr>
-      <w:r>
-        <w:rPr>
-          <w:rFonts w:ascii="Times New Roman" w:hAnsi="Times New Roman" w:cs="Times New Roman"/>
-          <w:sz w:val="24"/>
-          <w:szCs w:val="24"/>
-        </w:rPr>
-        <w:pict w14:anchorId="3F42994D">
-          <v:rect id="_x0000_i1169" style="width:0;height:1.5pt" o:hralign="center" o:hrstd="t" o:hr="t" fillcolor="#a0a0a0" stroked="f"/>
-        </w:pict>
+        <w:t>https://github.com/amberdhama</w:t>
       </w:r>
     </w:p>
     <w:p>
@@ -123,24 +103,7 @@
           <w:sz w:val="24"/>
           <w:szCs w:val="24"/>
         </w:rPr>
-        <w:t>1. Introduction</w:t>
-      </w:r>
-    </w:p>
-    <w:p>
-      <w:pPr>
-        <w:rPr>
-          <w:rFonts w:ascii="Times New Roman" w:hAnsi="Times New Roman" w:cs="Times New Roman"/>
-          <w:sz w:val="24"/>
-          <w:szCs w:val="24"/>
-        </w:rPr>
-      </w:pPr>
-      <w:r>
-        <w:rPr>
-          <w:rFonts w:ascii="Times New Roman" w:hAnsi="Times New Roman" w:cs="Times New Roman"/>
-          <w:sz w:val="24"/>
-          <w:szCs w:val="24"/>
-        </w:rPr>
-        <w:t xml:space="preserve">The </w:t>
+        <w:t xml:space="preserve">Submission Date: </w:t>
       </w:r>
       <w:r>
         <w:rPr>
@@ -150,17 +113,30 @@
           <w:sz w:val="24"/>
           <w:szCs w:val="24"/>
         </w:rPr>
-        <w:t>Wrangler</w:t>
-      </w:r>
-      <w:r>
-        <w:rPr>
-          <w:rFonts w:ascii="Times New Roman" w:hAnsi="Times New Roman" w:cs="Times New Roman"/>
-          <w:sz w:val="24"/>
-          <w:szCs w:val="24"/>
-        </w:rPr>
-        <w:t xml:space="preserve"> data wrangling tool in </w:t>
-      </w:r>
-      <w:r>
+        <w:t>12/04/2025</w:t>
+      </w:r>
+    </w:p>
+    <w:p>
+      <w:pPr>
+        <w:rPr>
+          <w:rFonts w:ascii="Times New Roman" w:hAnsi="Times New Roman" w:cs="Times New Roman"/>
+          <w:sz w:val="24"/>
+          <w:szCs w:val="24"/>
+        </w:rPr>
+      </w:pPr>
+      <w:r>
+        <w:rPr>
+          <w:rFonts w:ascii="Times New Roman" w:hAnsi="Times New Roman" w:cs="Times New Roman"/>
+          <w:sz w:val="24"/>
+          <w:szCs w:val="24"/>
+        </w:rPr>
+        <w:pict w14:anchorId="3F42994D">
+          <v:rect id="_x0000_i1025" style="width:0;height:1.5pt" o:hralign="center" o:hrstd="t" o:hr="t" fillcolor="#a0a0a0" stroked="f"/>
+        </w:pict>
+      </w:r>
+    </w:p>
+    <w:p>
+      <w:pPr>
         <w:rPr>
           <w:rFonts w:ascii="Times New Roman" w:hAnsi="Times New Roman" w:cs="Times New Roman"/>
           <w:b/>
@@ -168,6 +144,60 @@
           <w:sz w:val="24"/>
           <w:szCs w:val="24"/>
         </w:rPr>
+      </w:pPr>
+      <w:r>
+        <w:rPr>
+          <w:rFonts w:ascii="Times New Roman" w:hAnsi="Times New Roman" w:cs="Times New Roman"/>
+          <w:b/>
+          <w:bCs/>
+          <w:sz w:val="24"/>
+          <w:szCs w:val="24"/>
+        </w:rPr>
+        <w:t>1. Introduction</w:t>
+      </w:r>
+    </w:p>
+    <w:p>
+      <w:pPr>
+        <w:rPr>
+          <w:rFonts w:ascii="Times New Roman" w:hAnsi="Times New Roman" w:cs="Times New Roman"/>
+          <w:sz w:val="24"/>
+          <w:szCs w:val="24"/>
+        </w:rPr>
+      </w:pPr>
+      <w:r>
+        <w:rPr>
+          <w:rFonts w:ascii="Times New Roman" w:hAnsi="Times New Roman" w:cs="Times New Roman"/>
+          <w:sz w:val="24"/>
+          <w:szCs w:val="24"/>
+        </w:rPr>
+        <w:t xml:space="preserve">The </w:t>
+      </w:r>
+      <w:r>
+        <w:rPr>
+          <w:rFonts w:ascii="Times New Roman" w:hAnsi="Times New Roman" w:cs="Times New Roman"/>
+          <w:b/>
+          <w:bCs/>
+          <w:sz w:val="24"/>
+          <w:szCs w:val="24"/>
+        </w:rPr>
+        <w:t>Wrangler</w:t>
+      </w:r>
+      <w:r>
+        <w:rPr>
+          <w:rFonts w:ascii="Times New Roman" w:hAnsi="Times New Roman" w:cs="Times New Roman"/>
+          <w:sz w:val="24"/>
+          <w:szCs w:val="24"/>
+        </w:rPr>
+        <w:t xml:space="preserve"> data wrangling tool in </w:t>
+      </w:r>
+      <w:r>
+        <w:rPr>
+          <w:rFonts w:ascii="Times New Roman" w:hAnsi="Times New Roman" w:cs="Times New Roman"/>
+          <w:b/>
+          <w:bCs/>
+          <w:sz w:val="24"/>
+          <w:szCs w:val="24"/>
+        </w:rPr>
         <w:t>CDAP</w:t>
       </w:r>
       <w:r>
@@ -194,7 +224,7 @@
           <w:szCs w:val="24"/>
         </w:rPr>
         <w:pict w14:anchorId="78FFF19E">
-          <v:rect id="_x0000_i1170" style="width:0;height:1.5pt" o:hralign="center" o:hrstd="t" o:hr="t" fillcolor="#a0a0a0" stroked="f"/>
+          <v:rect id="_x0000_i1026" style="width:0;height:1.5pt" o:hralign="center" o:hrstd="t" o:hr="t" fillcolor="#a0a0a0" stroked="f"/>
         </w:pict>
       </w:r>
     </w:p>
@@ -360,7 +390,7 @@
           <w:szCs w:val="24"/>
         </w:rPr>
         <w:pict w14:anchorId="0DE521A7">
-          <v:rect id="_x0000_i1171" style="width:0;height:1.5pt" o:hralign="center" o:hrstd="t" o:hr="t" fillcolor="#a0a0a0" stroked="f"/>
+          <v:rect id="_x0000_i1027" style="width:0;height:1.5pt" o:hralign="center" o:hrstd="t" o:hr="t" fillcolor="#a0a0a0" stroked="f"/>
         </w:pict>
       </w:r>
     </w:p>
@@ -443,177 +473,67 @@
           <w:sz w:val="24"/>
           <w:szCs w:val="24"/>
         </w:rPr>
-        <w:t>BYTE_</w:t>
-      </w:r>
-      <w:proofErr w:type="gramStart"/>
-      <w:r>
-        <w:rPr>
-          <w:rFonts w:ascii="Times New Roman" w:hAnsi="Times New Roman" w:cs="Times New Roman"/>
-          <w:sz w:val="24"/>
-          <w:szCs w:val="24"/>
-        </w:rPr>
-        <w:t>SIZE :</w:t>
-      </w:r>
-      <w:proofErr w:type="gramEnd"/>
-      <w:r>
-        <w:rPr>
-          <w:rFonts w:ascii="Times New Roman" w:hAnsi="Times New Roman" w:cs="Times New Roman"/>
-          <w:sz w:val="24"/>
-          <w:szCs w:val="24"/>
-        </w:rPr>
-        <w:t xml:space="preserve"> DIGIT+ ('.' DIGIT+)? BYTE_</w:t>
-      </w:r>
-      <w:proofErr w:type="gramStart"/>
-      <w:r>
-        <w:rPr>
-          <w:rFonts w:ascii="Times New Roman" w:hAnsi="Times New Roman" w:cs="Times New Roman"/>
-          <w:sz w:val="24"/>
-          <w:szCs w:val="24"/>
-        </w:rPr>
-        <w:t>UNIT ;</w:t>
-      </w:r>
-      <w:proofErr w:type="gramEnd"/>
-    </w:p>
-    <w:p>
-      <w:pPr>
-        <w:rPr>
-          <w:rFonts w:ascii="Times New Roman" w:hAnsi="Times New Roman" w:cs="Times New Roman"/>
-          <w:sz w:val="24"/>
-          <w:szCs w:val="24"/>
-        </w:rPr>
-      </w:pPr>
-      <w:r>
-        <w:rPr>
-          <w:rFonts w:ascii="Times New Roman" w:hAnsi="Times New Roman" w:cs="Times New Roman"/>
-          <w:sz w:val="24"/>
-          <w:szCs w:val="24"/>
-        </w:rPr>
-        <w:t>TIME_</w:t>
-      </w:r>
-      <w:proofErr w:type="gramStart"/>
-      <w:r>
-        <w:rPr>
-          <w:rFonts w:ascii="Times New Roman" w:hAnsi="Times New Roman" w:cs="Times New Roman"/>
-          <w:sz w:val="24"/>
-          <w:szCs w:val="24"/>
-        </w:rPr>
-        <w:t>DURATION :</w:t>
-      </w:r>
-      <w:proofErr w:type="gramEnd"/>
-      <w:r>
-        <w:rPr>
-          <w:rFonts w:ascii="Times New Roman" w:hAnsi="Times New Roman" w:cs="Times New Roman"/>
-          <w:sz w:val="24"/>
-          <w:szCs w:val="24"/>
-        </w:rPr>
-        <w:t xml:space="preserve"> DIGIT+ ('.' DIGIT+)? TIME_</w:t>
-      </w:r>
-      <w:proofErr w:type="gramStart"/>
-      <w:r>
-        <w:rPr>
-          <w:rFonts w:ascii="Times New Roman" w:hAnsi="Times New Roman" w:cs="Times New Roman"/>
-          <w:sz w:val="24"/>
-          <w:szCs w:val="24"/>
-        </w:rPr>
-        <w:t>UNIT ;</w:t>
-      </w:r>
-      <w:proofErr w:type="gramEnd"/>
-    </w:p>
-    <w:p>
-      <w:pPr>
-        <w:rPr>
-          <w:rFonts w:ascii="Times New Roman" w:hAnsi="Times New Roman" w:cs="Times New Roman"/>
-          <w:sz w:val="24"/>
-          <w:szCs w:val="24"/>
-        </w:rPr>
-      </w:pPr>
-    </w:p>
-    <w:p>
-      <w:pPr>
-        <w:rPr>
-          <w:rFonts w:ascii="Times New Roman" w:hAnsi="Times New Roman" w:cs="Times New Roman"/>
-          <w:sz w:val="24"/>
-          <w:szCs w:val="24"/>
-        </w:rPr>
-      </w:pPr>
-      <w:r>
-        <w:rPr>
-          <w:rFonts w:ascii="Times New Roman" w:hAnsi="Times New Roman" w:cs="Times New Roman"/>
-          <w:sz w:val="24"/>
-          <w:szCs w:val="24"/>
-        </w:rPr>
-        <w:t>fragment BYTE_</w:t>
-      </w:r>
-      <w:proofErr w:type="gramStart"/>
-      <w:r>
-        <w:rPr>
-          <w:rFonts w:ascii="Times New Roman" w:hAnsi="Times New Roman" w:cs="Times New Roman"/>
-          <w:sz w:val="24"/>
-          <w:szCs w:val="24"/>
-        </w:rPr>
-        <w:t>UNIT :</w:t>
-      </w:r>
-      <w:proofErr w:type="gramEnd"/>
-      <w:r>
-        <w:rPr>
-          <w:rFonts w:ascii="Times New Roman" w:hAnsi="Times New Roman" w:cs="Times New Roman"/>
-          <w:sz w:val="24"/>
-          <w:szCs w:val="24"/>
-        </w:rPr>
-        <w:t xml:space="preserve"> ('B' | 'KB' | 'MB' | 'GB' | 'TB' | 'PB' | 'KIB' | 'MIB' | 'GIB');</w:t>
-      </w:r>
-    </w:p>
-    <w:p>
-      <w:pPr>
-        <w:rPr>
-          <w:rFonts w:ascii="Times New Roman" w:hAnsi="Times New Roman" w:cs="Times New Roman"/>
-          <w:sz w:val="24"/>
-          <w:szCs w:val="24"/>
-        </w:rPr>
-      </w:pPr>
-      <w:r>
-        <w:rPr>
-          <w:rFonts w:ascii="Times New Roman" w:hAnsi="Times New Roman" w:cs="Times New Roman"/>
-          <w:sz w:val="24"/>
-          <w:szCs w:val="24"/>
-        </w:rPr>
-        <w:t>fragment TIME_</w:t>
-      </w:r>
-      <w:proofErr w:type="gramStart"/>
-      <w:r>
-        <w:rPr>
-          <w:rFonts w:ascii="Times New Roman" w:hAnsi="Times New Roman" w:cs="Times New Roman"/>
-          <w:sz w:val="24"/>
-          <w:szCs w:val="24"/>
-        </w:rPr>
-        <w:t>UNIT :</w:t>
-      </w:r>
-      <w:proofErr w:type="gramEnd"/>
-      <w:r>
-        <w:rPr>
-          <w:rFonts w:ascii="Times New Roman" w:hAnsi="Times New Roman" w:cs="Times New Roman"/>
-          <w:sz w:val="24"/>
-          <w:szCs w:val="24"/>
-        </w:rPr>
-        <w:t xml:space="preserve"> ('</w:t>
-      </w:r>
-      <w:proofErr w:type="spellStart"/>
-      <w:r>
-        <w:rPr>
-          <w:rFonts w:ascii="Times New Roman" w:hAnsi="Times New Roman" w:cs="Times New Roman"/>
-          <w:sz w:val="24"/>
-          <w:szCs w:val="24"/>
-        </w:rPr>
-        <w:t>ms</w:t>
-      </w:r>
-      <w:proofErr w:type="spellEnd"/>
-      <w:r>
-        <w:rPr>
-          <w:rFonts w:ascii="Times New Roman" w:hAnsi="Times New Roman" w:cs="Times New Roman"/>
-          <w:sz w:val="24"/>
-          <w:szCs w:val="24"/>
-        </w:rPr>
-        <w:t>' | 's' | 'sec' | 'm' | 'min' | 'h');</w:t>
+        <w:t>BYTE_SIZE : DIGIT+ ('.' DIGIT+)? BYTE_UNIT ;</w:t>
+      </w:r>
+    </w:p>
+    <w:p>
+      <w:pPr>
+        <w:rPr>
+          <w:rFonts w:ascii="Times New Roman" w:hAnsi="Times New Roman" w:cs="Times New Roman"/>
+          <w:sz w:val="24"/>
+          <w:szCs w:val="24"/>
+        </w:rPr>
+      </w:pPr>
+      <w:r>
+        <w:rPr>
+          <w:rFonts w:ascii="Times New Roman" w:hAnsi="Times New Roman" w:cs="Times New Roman"/>
+          <w:sz w:val="24"/>
+          <w:szCs w:val="24"/>
+        </w:rPr>
+        <w:t>TIME_DURATION : DIGIT+ ('.' DIGIT+)? TIME_UNIT ;</w:t>
+      </w:r>
+    </w:p>
+    <w:p>
+      <w:pPr>
+        <w:rPr>
+          <w:rFonts w:ascii="Times New Roman" w:hAnsi="Times New Roman" w:cs="Times New Roman"/>
+          <w:sz w:val="24"/>
+          <w:szCs w:val="24"/>
+        </w:rPr>
+      </w:pPr>
+    </w:p>
+    <w:p>
+      <w:pPr>
+        <w:rPr>
+          <w:rFonts w:ascii="Times New Roman" w:hAnsi="Times New Roman" w:cs="Times New Roman"/>
+          <w:sz w:val="24"/>
+          <w:szCs w:val="24"/>
+        </w:rPr>
+      </w:pPr>
+      <w:r>
+        <w:rPr>
+          <w:rFonts w:ascii="Times New Roman" w:hAnsi="Times New Roman" w:cs="Times New Roman"/>
+          <w:sz w:val="24"/>
+          <w:szCs w:val="24"/>
+        </w:rPr>
+        <w:t>fragment BYTE_UNIT : ('B' | 'KB' | 'MB' | 'GB' | 'TB' | 'PB' | 'KIB' | 'MIB' | 'GIB');</w:t>
+      </w:r>
+    </w:p>
+    <w:p>
+      <w:pPr>
+        <w:rPr>
+          <w:rFonts w:ascii="Times New Roman" w:hAnsi="Times New Roman" w:cs="Times New Roman"/>
+          <w:sz w:val="24"/>
+          <w:szCs w:val="24"/>
+        </w:rPr>
+      </w:pPr>
+      <w:r>
+        <w:rPr>
+          <w:rFonts w:ascii="Times New Roman" w:hAnsi="Times New Roman" w:cs="Times New Roman"/>
+          <w:sz w:val="24"/>
+          <w:szCs w:val="24"/>
+        </w:rPr>
+        <w:t>fragment TIME_UNIT : ('ms' | 's' | 'sec' | 'm' | 'min' | 'h');</w:t>
       </w:r>
     </w:p>
     <w:p>
@@ -757,7 +677,7 @@
           <w:szCs w:val="24"/>
         </w:rPr>
         <w:pict w14:anchorId="2A48C2D6">
-          <v:rect id="_x0000_i1172" style="width:0;height:1.5pt" o:hralign="center" o:hrstd="t" o:hr="t" fillcolor="#a0a0a0" stroked="f"/>
+          <v:rect id="_x0000_i1028" style="width:0;height:1.5pt" o:hralign="center" o:hrstd="t" o:hr="t" fillcolor="#a0a0a0" stroked="f"/>
         </w:pict>
       </w:r>
     </w:p>
@@ -926,35 +846,7 @@
           <w:sz w:val="24"/>
           <w:szCs w:val="24"/>
         </w:rPr>
-        <w:t xml:space="preserve">Method long </w:t>
-      </w:r>
-      <w:proofErr w:type="spellStart"/>
-      <w:proofErr w:type="gramStart"/>
-      <w:r>
-        <w:rPr>
-          <w:rFonts w:ascii="Times New Roman" w:hAnsi="Times New Roman" w:cs="Times New Roman"/>
-          <w:sz w:val="24"/>
-          <w:szCs w:val="24"/>
-        </w:rPr>
-        <w:t>getBytes</w:t>
-      </w:r>
-      <w:proofErr w:type="spellEnd"/>
-      <w:r>
-        <w:rPr>
-          <w:rFonts w:ascii="Times New Roman" w:hAnsi="Times New Roman" w:cs="Times New Roman"/>
-          <w:sz w:val="24"/>
-          <w:szCs w:val="24"/>
-        </w:rPr>
-        <w:t>(</w:t>
-      </w:r>
-      <w:proofErr w:type="gramEnd"/>
-      <w:r>
-        <w:rPr>
-          <w:rFonts w:ascii="Times New Roman" w:hAnsi="Times New Roman" w:cs="Times New Roman"/>
-          <w:sz w:val="24"/>
-          <w:szCs w:val="24"/>
-        </w:rPr>
-        <w:t>) converts to bytes</w:t>
+        <w:t>Method long getBytes() converts to bytes</w:t>
       </w:r>
     </w:p>
     <w:p>
@@ -1017,46 +909,8 @@
           <w:sz w:val="24"/>
           <w:szCs w:val="24"/>
         </w:rPr>
-        <w:t xml:space="preserve">Method long </w:t>
-      </w:r>
-      <w:proofErr w:type="spellStart"/>
-      <w:proofErr w:type="gramStart"/>
-      <w:r>
-        <w:rPr>
-          <w:rFonts w:ascii="Times New Roman" w:hAnsi="Times New Roman" w:cs="Times New Roman"/>
-          <w:sz w:val="24"/>
-          <w:szCs w:val="24"/>
-        </w:rPr>
-        <w:t>getMilliseconds</w:t>
-      </w:r>
-      <w:proofErr w:type="spellEnd"/>
-      <w:r>
-        <w:rPr>
-          <w:rFonts w:ascii="Times New Roman" w:hAnsi="Times New Roman" w:cs="Times New Roman"/>
-          <w:sz w:val="24"/>
-          <w:szCs w:val="24"/>
-        </w:rPr>
-        <w:t>(</w:t>
-      </w:r>
-      <w:proofErr w:type="gramEnd"/>
-      <w:r>
-        <w:rPr>
-          <w:rFonts w:ascii="Times New Roman" w:hAnsi="Times New Roman" w:cs="Times New Roman"/>
-          <w:sz w:val="24"/>
-          <w:szCs w:val="24"/>
-        </w:rPr>
-        <w:t xml:space="preserve">) converts to </w:t>
-      </w:r>
-      <w:proofErr w:type="spellStart"/>
-      <w:r>
-        <w:rPr>
-          <w:rFonts w:ascii="Times New Roman" w:hAnsi="Times New Roman" w:cs="Times New Roman"/>
-          <w:sz w:val="24"/>
-          <w:szCs w:val="24"/>
-        </w:rPr>
-        <w:t>ms</w:t>
-      </w:r>
-      <w:proofErr w:type="spellEnd"/>
+        <w:t>Method long getMilliseconds() converts to ms</w:t>
+      </w:r>
     </w:p>
     <w:p>
       <w:pPr>
@@ -1135,29 +989,7 @@
           <w:sz w:val="24"/>
           <w:szCs w:val="24"/>
         </w:rPr>
-        <w:t xml:space="preserve">Token Definition and </w:t>
-      </w:r>
-      <w:proofErr w:type="spellStart"/>
-      <w:r>
-        <w:rPr>
-          <w:rFonts w:ascii="Times New Roman" w:hAnsi="Times New Roman" w:cs="Times New Roman"/>
-          <w:b/>
-          <w:bCs/>
-          <w:sz w:val="24"/>
-          <w:szCs w:val="24"/>
-        </w:rPr>
-        <w:t>UsageDefinition</w:t>
-      </w:r>
-      <w:proofErr w:type="spellEnd"/>
-      <w:r>
-        <w:rPr>
-          <w:rFonts w:ascii="Times New Roman" w:hAnsi="Times New Roman" w:cs="Times New Roman"/>
-          <w:b/>
-          <w:bCs/>
-          <w:sz w:val="24"/>
-          <w:szCs w:val="24"/>
-        </w:rPr>
-        <w:t xml:space="preserve"> updated to support these new types.</w:t>
+        <w:t>Token Definition and UsageDefinition updated to support these new types.</w:t>
       </w:r>
     </w:p>
     <w:p>
@@ -1175,7 +1007,7 @@
           <w:szCs w:val="24"/>
         </w:rPr>
         <w:pict w14:anchorId="446743F0">
-          <v:rect id="_x0000_i1173" style="width:0;height:1.5pt" o:hralign="center" o:hrstd="t" o:hr="t" fillcolor="#a0a0a0" stroked="f"/>
+          <v:rect id="_x0000_i1029" style="width:0;height:1.5pt" o:hralign="center" o:hrstd="t" o:hr="t" fillcolor="#a0a0a0" stroked="f"/>
         </w:pict>
       </w:r>
     </w:p>
@@ -1315,118 +1147,24 @@
           <w:sz w:val="24"/>
           <w:szCs w:val="24"/>
         </w:rPr>
-        <w:t xml:space="preserve">public Object </w:t>
-      </w:r>
-      <w:proofErr w:type="spellStart"/>
-      <w:proofErr w:type="gramStart"/>
-      <w:r>
-        <w:rPr>
-          <w:rFonts w:ascii="Times New Roman" w:hAnsi="Times New Roman" w:cs="Times New Roman"/>
-          <w:sz w:val="24"/>
-          <w:szCs w:val="24"/>
-        </w:rPr>
-        <w:t>visitByteSizeArg</w:t>
-      </w:r>
-      <w:proofErr w:type="spellEnd"/>
-      <w:r>
-        <w:rPr>
-          <w:rFonts w:ascii="Times New Roman" w:hAnsi="Times New Roman" w:cs="Times New Roman"/>
-          <w:sz w:val="24"/>
-          <w:szCs w:val="24"/>
-        </w:rPr>
-        <w:t>(</w:t>
-      </w:r>
-      <w:proofErr w:type="spellStart"/>
-      <w:proofErr w:type="gramEnd"/>
-      <w:r>
-        <w:rPr>
-          <w:rFonts w:ascii="Times New Roman" w:hAnsi="Times New Roman" w:cs="Times New Roman"/>
-          <w:sz w:val="24"/>
-          <w:szCs w:val="24"/>
-        </w:rPr>
-        <w:t>DirectivesParser.ByteSizeArgContext</w:t>
-      </w:r>
-      <w:proofErr w:type="spellEnd"/>
-      <w:r>
-        <w:rPr>
-          <w:rFonts w:ascii="Times New Roman" w:hAnsi="Times New Roman" w:cs="Times New Roman"/>
-          <w:sz w:val="24"/>
-          <w:szCs w:val="24"/>
-        </w:rPr>
-        <w:t xml:space="preserve"> </w:t>
-      </w:r>
-      <w:proofErr w:type="spellStart"/>
-      <w:r>
-        <w:rPr>
-          <w:rFonts w:ascii="Times New Roman" w:hAnsi="Times New Roman" w:cs="Times New Roman"/>
-          <w:sz w:val="24"/>
-          <w:szCs w:val="24"/>
-        </w:rPr>
-        <w:t>ctx</w:t>
-      </w:r>
-      <w:proofErr w:type="spellEnd"/>
-      <w:r>
-        <w:rPr>
-          <w:rFonts w:ascii="Times New Roman" w:hAnsi="Times New Roman" w:cs="Times New Roman"/>
-          <w:sz w:val="24"/>
-          <w:szCs w:val="24"/>
-        </w:rPr>
-        <w:t>) {</w:t>
-      </w:r>
-    </w:p>
-    <w:p>
-      <w:pPr>
-        <w:rPr>
-          <w:rFonts w:ascii="Times New Roman" w:hAnsi="Times New Roman" w:cs="Times New Roman"/>
-          <w:sz w:val="24"/>
-          <w:szCs w:val="24"/>
-        </w:rPr>
-      </w:pPr>
-      <w:r>
-        <w:rPr>
-          <w:rFonts w:ascii="Times New Roman" w:hAnsi="Times New Roman" w:cs="Times New Roman"/>
-          <w:sz w:val="24"/>
-          <w:szCs w:val="24"/>
-        </w:rPr>
-        <w:t xml:space="preserve">    return new </w:t>
-      </w:r>
-      <w:proofErr w:type="spellStart"/>
-      <w:r>
-        <w:rPr>
-          <w:rFonts w:ascii="Times New Roman" w:hAnsi="Times New Roman" w:cs="Times New Roman"/>
-          <w:sz w:val="24"/>
-          <w:szCs w:val="24"/>
-        </w:rPr>
-        <w:t>ByteSize</w:t>
-      </w:r>
-      <w:proofErr w:type="spellEnd"/>
-      <w:r>
-        <w:rPr>
-          <w:rFonts w:ascii="Times New Roman" w:hAnsi="Times New Roman" w:cs="Times New Roman"/>
-          <w:sz w:val="24"/>
-          <w:szCs w:val="24"/>
-        </w:rPr>
-        <w:t>(</w:t>
-      </w:r>
-      <w:proofErr w:type="spellStart"/>
-      <w:proofErr w:type="gramStart"/>
-      <w:r>
-        <w:rPr>
-          <w:rFonts w:ascii="Times New Roman" w:hAnsi="Times New Roman" w:cs="Times New Roman"/>
-          <w:sz w:val="24"/>
-          <w:szCs w:val="24"/>
-        </w:rPr>
-        <w:t>ctx.getText</w:t>
-      </w:r>
-      <w:proofErr w:type="spellEnd"/>
-      <w:proofErr w:type="gramEnd"/>
-      <w:r>
-        <w:rPr>
-          <w:rFonts w:ascii="Times New Roman" w:hAnsi="Times New Roman" w:cs="Times New Roman"/>
-          <w:sz w:val="24"/>
-          <w:szCs w:val="24"/>
-        </w:rPr>
-        <w:t>());</w:t>
+        <w:t>public Object visitByteSizeArg(DirectivesParser.ByteSizeArgContext ctx) {</w:t>
+      </w:r>
+    </w:p>
+    <w:p>
+      <w:pPr>
+        <w:rPr>
+          <w:rFonts w:ascii="Times New Roman" w:hAnsi="Times New Roman" w:cs="Times New Roman"/>
+          <w:sz w:val="24"/>
+          <w:szCs w:val="24"/>
+        </w:rPr>
+      </w:pPr>
+      <w:r>
+        <w:rPr>
+          <w:rFonts w:ascii="Times New Roman" w:hAnsi="Times New Roman" w:cs="Times New Roman"/>
+          <w:sz w:val="24"/>
+          <w:szCs w:val="24"/>
+        </w:rPr>
+        <w:t xml:space="preserve">    return new ByteSize(ctx.getText());</w:t>
       </w:r>
     </w:p>
     <w:p>
@@ -1461,7 +1199,7 @@
           <w:szCs w:val="24"/>
         </w:rPr>
         <w:pict w14:anchorId="48A630DE">
-          <v:rect id="_x0000_i1174" style="width:0;height:1.5pt" o:hralign="center" o:hrstd="t" o:hr="t" fillcolor="#a0a0a0" stroked="f"/>
+          <v:rect id="_x0000_i1030" style="width:0;height:1.5pt" o:hralign="center" o:hrstd="t" o:hr="t" fillcolor="#a0a0a0" stroked="f"/>
         </w:pict>
       </w:r>
     </w:p>
@@ -1652,25 +1390,7 @@
           <w:sz w:val="24"/>
           <w:szCs w:val="24"/>
         </w:rPr>
-        <w:t xml:space="preserve">Aggregates byte size and time duration per row using </w:t>
-      </w:r>
-      <w:proofErr w:type="spellStart"/>
-      <w:r>
-        <w:rPr>
-          <w:rFonts w:ascii="Times New Roman" w:hAnsi="Times New Roman" w:cs="Times New Roman"/>
-          <w:sz w:val="24"/>
-          <w:szCs w:val="24"/>
-        </w:rPr>
-        <w:t>ExecutorContext</w:t>
-      </w:r>
-      <w:proofErr w:type="spellEnd"/>
-      <w:r>
-        <w:rPr>
-          <w:rFonts w:ascii="Times New Roman" w:hAnsi="Times New Roman" w:cs="Times New Roman"/>
-          <w:sz w:val="24"/>
-          <w:szCs w:val="24"/>
-        </w:rPr>
-        <w:t xml:space="preserve"> store.</w:t>
+        <w:t>Aggregates byte size and time duration per row using ExecutorContext store.</w:t>
       </w:r>
     </w:p>
     <w:p>
@@ -1730,7 +1450,7 @@
           <w:szCs w:val="24"/>
         </w:rPr>
         <w:pict w14:anchorId="2AAD96F5">
-          <v:rect id="_x0000_i1175" style="width:0;height:1.5pt" o:hralign="center" o:hrstd="t" o:hr="t" fillcolor="#a0a0a0" stroked="f"/>
+          <v:rect id="_x0000_i1031" style="width:0;height:1.5pt" o:hralign="center" o:hrstd="t" o:hr="t" fillcolor="#a0a0a0" stroked="f"/>
         </w:pict>
       </w:r>
     </w:p>
@@ -2033,166 +1753,30 @@
           <w:szCs w:val="24"/>
         </w:rPr>
       </w:pPr>
-      <w:proofErr w:type="gramStart"/>
-      <w:r>
-        <w:rPr>
-          <w:rFonts w:ascii="Times New Roman" w:hAnsi="Times New Roman" w:cs="Times New Roman"/>
-          <w:sz w:val="24"/>
-          <w:szCs w:val="24"/>
-        </w:rPr>
-        <w:t>String[</w:t>
-      </w:r>
-      <w:proofErr w:type="gramEnd"/>
-      <w:r>
-        <w:rPr>
-          <w:rFonts w:ascii="Times New Roman" w:hAnsi="Times New Roman" w:cs="Times New Roman"/>
-          <w:sz w:val="24"/>
-          <w:szCs w:val="24"/>
-        </w:rPr>
-        <w:t>] recipe = {</w:t>
-      </w:r>
-    </w:p>
-    <w:p>
-      <w:pPr>
-        <w:rPr>
-          <w:rFonts w:ascii="Times New Roman" w:hAnsi="Times New Roman" w:cs="Times New Roman"/>
-          <w:sz w:val="24"/>
-          <w:szCs w:val="24"/>
-        </w:rPr>
-      </w:pPr>
-      <w:r>
-        <w:rPr>
-          <w:rFonts w:ascii="Times New Roman" w:hAnsi="Times New Roman" w:cs="Times New Roman"/>
-          <w:sz w:val="24"/>
-          <w:szCs w:val="24"/>
-        </w:rPr>
-        <w:t xml:space="preserve">  "</w:t>
-      </w:r>
-      <w:proofErr w:type="gramStart"/>
-      <w:r>
-        <w:rPr>
-          <w:rFonts w:ascii="Times New Roman" w:hAnsi="Times New Roman" w:cs="Times New Roman"/>
-          <w:sz w:val="24"/>
-          <w:szCs w:val="24"/>
-        </w:rPr>
-        <w:t>aggregate</w:t>
-      </w:r>
-      <w:proofErr w:type="gramEnd"/>
-      <w:r>
-        <w:rPr>
-          <w:rFonts w:ascii="Times New Roman" w:hAnsi="Times New Roman" w:cs="Times New Roman"/>
-          <w:sz w:val="24"/>
-          <w:szCs w:val="24"/>
-        </w:rPr>
-        <w:t>-</w:t>
-      </w:r>
-      <w:proofErr w:type="gramStart"/>
-      <w:r>
-        <w:rPr>
-          <w:rFonts w:ascii="Times New Roman" w:hAnsi="Times New Roman" w:cs="Times New Roman"/>
-          <w:sz w:val="24"/>
-          <w:szCs w:val="24"/>
-        </w:rPr>
-        <w:t>stats :</w:t>
-      </w:r>
-      <w:proofErr w:type="spellStart"/>
-      <w:r>
-        <w:rPr>
-          <w:rFonts w:ascii="Times New Roman" w:hAnsi="Times New Roman" w:cs="Times New Roman"/>
-          <w:sz w:val="24"/>
-          <w:szCs w:val="24"/>
-        </w:rPr>
-        <w:t>data</w:t>
-      </w:r>
-      <w:proofErr w:type="gramEnd"/>
-      <w:r>
-        <w:rPr>
-          <w:rFonts w:ascii="Times New Roman" w:hAnsi="Times New Roman" w:cs="Times New Roman"/>
-          <w:sz w:val="24"/>
-          <w:szCs w:val="24"/>
-        </w:rPr>
-        <w:t>_transfer_</w:t>
-      </w:r>
-      <w:proofErr w:type="gramStart"/>
-      <w:r>
-        <w:rPr>
-          <w:rFonts w:ascii="Times New Roman" w:hAnsi="Times New Roman" w:cs="Times New Roman"/>
-          <w:sz w:val="24"/>
-          <w:szCs w:val="24"/>
-        </w:rPr>
-        <w:t>size</w:t>
-      </w:r>
-      <w:proofErr w:type="spellEnd"/>
-      <w:r>
-        <w:rPr>
-          <w:rFonts w:ascii="Times New Roman" w:hAnsi="Times New Roman" w:cs="Times New Roman"/>
-          <w:sz w:val="24"/>
-          <w:szCs w:val="24"/>
-        </w:rPr>
-        <w:t xml:space="preserve"> :</w:t>
-      </w:r>
-      <w:proofErr w:type="spellStart"/>
-      <w:r>
-        <w:rPr>
-          <w:rFonts w:ascii="Times New Roman" w:hAnsi="Times New Roman" w:cs="Times New Roman"/>
-          <w:sz w:val="24"/>
-          <w:szCs w:val="24"/>
-        </w:rPr>
-        <w:t>response</w:t>
-      </w:r>
-      <w:proofErr w:type="gramEnd"/>
-      <w:r>
-        <w:rPr>
-          <w:rFonts w:ascii="Times New Roman" w:hAnsi="Times New Roman" w:cs="Times New Roman"/>
-          <w:sz w:val="24"/>
-          <w:szCs w:val="24"/>
-        </w:rPr>
-        <w:t>_time</w:t>
-      </w:r>
-      <w:proofErr w:type="spellEnd"/>
-      <w:r>
-        <w:rPr>
-          <w:rFonts w:ascii="Times New Roman" w:hAnsi="Times New Roman" w:cs="Times New Roman"/>
-          <w:sz w:val="24"/>
-          <w:szCs w:val="24"/>
-        </w:rPr>
-        <w:t xml:space="preserve"> </w:t>
-      </w:r>
-      <w:proofErr w:type="spellStart"/>
-      <w:r>
-        <w:rPr>
-          <w:rFonts w:ascii="Times New Roman" w:hAnsi="Times New Roman" w:cs="Times New Roman"/>
-          <w:sz w:val="24"/>
-          <w:szCs w:val="24"/>
-        </w:rPr>
-        <w:t>total_size_mb</w:t>
-      </w:r>
-      <w:proofErr w:type="spellEnd"/>
-      <w:r>
-        <w:rPr>
-          <w:rFonts w:ascii="Times New Roman" w:hAnsi="Times New Roman" w:cs="Times New Roman"/>
-          <w:sz w:val="24"/>
-          <w:szCs w:val="24"/>
-        </w:rPr>
-        <w:t xml:space="preserve"> </w:t>
-      </w:r>
-      <w:proofErr w:type="spellStart"/>
-      <w:r>
-        <w:rPr>
-          <w:rFonts w:ascii="Times New Roman" w:hAnsi="Times New Roman" w:cs="Times New Roman"/>
-          <w:sz w:val="24"/>
-          <w:szCs w:val="24"/>
-        </w:rPr>
-        <w:t>total_time_sec</w:t>
-      </w:r>
-      <w:proofErr w:type="spellEnd"/>
-      <w:r>
-        <w:rPr>
-          <w:rFonts w:ascii="Times New Roman" w:hAnsi="Times New Roman" w:cs="Times New Roman"/>
-          <w:sz w:val="24"/>
-          <w:szCs w:val="24"/>
-        </w:rPr>
-        <w:t>"</w:t>
+      <w:r>
+        <w:rPr>
+          <w:rFonts w:ascii="Times New Roman" w:hAnsi="Times New Roman" w:cs="Times New Roman"/>
+          <w:sz w:val="24"/>
+          <w:szCs w:val="24"/>
+        </w:rPr>
+        <w:t>String[] recipe = {</w:t>
+      </w:r>
+    </w:p>
+    <w:p>
+      <w:pPr>
+        <w:rPr>
+          <w:rFonts w:ascii="Times New Roman" w:hAnsi="Times New Roman" w:cs="Times New Roman"/>
+          <w:sz w:val="24"/>
+          <w:szCs w:val="24"/>
+        </w:rPr>
+      </w:pPr>
+      <w:r>
+        <w:rPr>
+          <w:rFonts w:ascii="Times New Roman" w:hAnsi="Times New Roman" w:cs="Times New Roman"/>
+          <w:sz w:val="24"/>
+          <w:szCs w:val="24"/>
+        </w:rPr>
+        <w:t xml:space="preserve">  "aggregate-stats :data_transfer_size :response_time total_size_mb total_time_sec"</w:t>
       </w:r>
     </w:p>
     <w:p>
@@ -2239,214 +1823,30 @@
           <w:szCs w:val="24"/>
         </w:rPr>
       </w:pPr>
-      <w:proofErr w:type="spellStart"/>
-      <w:proofErr w:type="gramStart"/>
-      <w:r>
-        <w:rPr>
-          <w:rFonts w:ascii="Times New Roman" w:hAnsi="Times New Roman" w:cs="Times New Roman"/>
-          <w:sz w:val="24"/>
-          <w:szCs w:val="24"/>
-        </w:rPr>
-        <w:t>rows.add</w:t>
-      </w:r>
-      <w:proofErr w:type="spellEnd"/>
-      <w:r>
-        <w:rPr>
-          <w:rFonts w:ascii="Times New Roman" w:hAnsi="Times New Roman" w:cs="Times New Roman"/>
-          <w:sz w:val="24"/>
-          <w:szCs w:val="24"/>
-        </w:rPr>
-        <w:t>(</w:t>
-      </w:r>
-      <w:proofErr w:type="gramEnd"/>
-      <w:r>
-        <w:rPr>
-          <w:rFonts w:ascii="Times New Roman" w:hAnsi="Times New Roman" w:cs="Times New Roman"/>
-          <w:sz w:val="24"/>
-          <w:szCs w:val="24"/>
-        </w:rPr>
-        <w:t xml:space="preserve">new </w:t>
-      </w:r>
-      <w:proofErr w:type="gramStart"/>
-      <w:r>
-        <w:rPr>
-          <w:rFonts w:ascii="Times New Roman" w:hAnsi="Times New Roman" w:cs="Times New Roman"/>
-          <w:sz w:val="24"/>
-          <w:szCs w:val="24"/>
-        </w:rPr>
-        <w:t>Row(</w:t>
-      </w:r>
-      <w:proofErr w:type="gramEnd"/>
-      <w:r>
-        <w:rPr>
-          <w:rFonts w:ascii="Times New Roman" w:hAnsi="Times New Roman" w:cs="Times New Roman"/>
-          <w:sz w:val="24"/>
-          <w:szCs w:val="24"/>
-        </w:rPr>
-        <w:t>"</w:t>
-      </w:r>
-      <w:proofErr w:type="spellStart"/>
-      <w:r>
-        <w:rPr>
-          <w:rFonts w:ascii="Times New Roman" w:hAnsi="Times New Roman" w:cs="Times New Roman"/>
-          <w:sz w:val="24"/>
-          <w:szCs w:val="24"/>
-        </w:rPr>
-        <w:t>data_transfer_size</w:t>
-      </w:r>
-      <w:proofErr w:type="spellEnd"/>
-      <w:r>
-        <w:rPr>
-          <w:rFonts w:ascii="Times New Roman" w:hAnsi="Times New Roman" w:cs="Times New Roman"/>
-          <w:sz w:val="24"/>
-          <w:szCs w:val="24"/>
-        </w:rPr>
-        <w:t>", "10KB"</w:t>
-      </w:r>
-      <w:proofErr w:type="gramStart"/>
-      <w:r>
-        <w:rPr>
-          <w:rFonts w:ascii="Times New Roman" w:hAnsi="Times New Roman" w:cs="Times New Roman"/>
-          <w:sz w:val="24"/>
-          <w:szCs w:val="24"/>
-        </w:rPr>
-        <w:t>).add</w:t>
-      </w:r>
-      <w:proofErr w:type="gramEnd"/>
-      <w:r>
-        <w:rPr>
-          <w:rFonts w:ascii="Times New Roman" w:hAnsi="Times New Roman" w:cs="Times New Roman"/>
-          <w:sz w:val="24"/>
-          <w:szCs w:val="24"/>
-        </w:rPr>
-        <w:t>("</w:t>
-      </w:r>
-      <w:proofErr w:type="spellStart"/>
-      <w:r>
-        <w:rPr>
-          <w:rFonts w:ascii="Times New Roman" w:hAnsi="Times New Roman" w:cs="Times New Roman"/>
-          <w:sz w:val="24"/>
-          <w:szCs w:val="24"/>
-        </w:rPr>
-        <w:t>response_time</w:t>
-      </w:r>
-      <w:proofErr w:type="spellEnd"/>
-      <w:r>
-        <w:rPr>
-          <w:rFonts w:ascii="Times New Roman" w:hAnsi="Times New Roman" w:cs="Times New Roman"/>
-          <w:sz w:val="24"/>
-          <w:szCs w:val="24"/>
-        </w:rPr>
-        <w:t>", "200ms"));</w:t>
-      </w:r>
-    </w:p>
-    <w:p>
-      <w:pPr>
-        <w:rPr>
-          <w:rFonts w:ascii="Times New Roman" w:hAnsi="Times New Roman" w:cs="Times New Roman"/>
-          <w:sz w:val="24"/>
-          <w:szCs w:val="24"/>
-        </w:rPr>
-      </w:pPr>
-      <w:proofErr w:type="spellStart"/>
-      <w:proofErr w:type="gramStart"/>
-      <w:r>
-        <w:rPr>
-          <w:rFonts w:ascii="Times New Roman" w:hAnsi="Times New Roman" w:cs="Times New Roman"/>
-          <w:sz w:val="24"/>
-          <w:szCs w:val="24"/>
-        </w:rPr>
-        <w:t>rows.add</w:t>
-      </w:r>
-      <w:proofErr w:type="spellEnd"/>
-      <w:r>
-        <w:rPr>
-          <w:rFonts w:ascii="Times New Roman" w:hAnsi="Times New Roman" w:cs="Times New Roman"/>
-          <w:sz w:val="24"/>
-          <w:szCs w:val="24"/>
-        </w:rPr>
-        <w:t>(</w:t>
-      </w:r>
-      <w:proofErr w:type="gramEnd"/>
-      <w:r>
-        <w:rPr>
-          <w:rFonts w:ascii="Times New Roman" w:hAnsi="Times New Roman" w:cs="Times New Roman"/>
-          <w:sz w:val="24"/>
-          <w:szCs w:val="24"/>
-        </w:rPr>
-        <w:t xml:space="preserve">new </w:t>
-      </w:r>
-      <w:proofErr w:type="gramStart"/>
-      <w:r>
-        <w:rPr>
-          <w:rFonts w:ascii="Times New Roman" w:hAnsi="Times New Roman" w:cs="Times New Roman"/>
-          <w:sz w:val="24"/>
-          <w:szCs w:val="24"/>
-        </w:rPr>
-        <w:t>Row(</w:t>
-      </w:r>
-      <w:proofErr w:type="gramEnd"/>
-      <w:r>
-        <w:rPr>
-          <w:rFonts w:ascii="Times New Roman" w:hAnsi="Times New Roman" w:cs="Times New Roman"/>
-          <w:sz w:val="24"/>
-          <w:szCs w:val="24"/>
-        </w:rPr>
-        <w:t>"</w:t>
-      </w:r>
-      <w:proofErr w:type="spellStart"/>
-      <w:r>
-        <w:rPr>
-          <w:rFonts w:ascii="Times New Roman" w:hAnsi="Times New Roman" w:cs="Times New Roman"/>
-          <w:sz w:val="24"/>
-          <w:szCs w:val="24"/>
-        </w:rPr>
-        <w:t>data_transfer_size</w:t>
-      </w:r>
-      <w:proofErr w:type="spellEnd"/>
-      <w:r>
-        <w:rPr>
-          <w:rFonts w:ascii="Times New Roman" w:hAnsi="Times New Roman" w:cs="Times New Roman"/>
-          <w:sz w:val="24"/>
-          <w:szCs w:val="24"/>
-        </w:rPr>
-        <w:t>", "1.5MB"</w:t>
-      </w:r>
-      <w:proofErr w:type="gramStart"/>
-      <w:r>
-        <w:rPr>
-          <w:rFonts w:ascii="Times New Roman" w:hAnsi="Times New Roman" w:cs="Times New Roman"/>
-          <w:sz w:val="24"/>
-          <w:szCs w:val="24"/>
-        </w:rPr>
-        <w:t>).add</w:t>
-      </w:r>
-      <w:proofErr w:type="gramEnd"/>
-      <w:r>
-        <w:rPr>
-          <w:rFonts w:ascii="Times New Roman" w:hAnsi="Times New Roman" w:cs="Times New Roman"/>
-          <w:sz w:val="24"/>
-          <w:szCs w:val="24"/>
-        </w:rPr>
-        <w:t>("</w:t>
-      </w:r>
-      <w:proofErr w:type="spellStart"/>
-      <w:r>
-        <w:rPr>
-          <w:rFonts w:ascii="Times New Roman" w:hAnsi="Times New Roman" w:cs="Times New Roman"/>
-          <w:sz w:val="24"/>
-          <w:szCs w:val="24"/>
-        </w:rPr>
-        <w:t>response_time</w:t>
-      </w:r>
-      <w:proofErr w:type="spellEnd"/>
-      <w:r>
-        <w:rPr>
-          <w:rFonts w:ascii="Times New Roman" w:hAnsi="Times New Roman" w:cs="Times New Roman"/>
-          <w:sz w:val="24"/>
-          <w:szCs w:val="24"/>
-        </w:rPr>
-        <w:t>", "2.8s"));</w:t>
+      <w:r>
+        <w:rPr>
+          <w:rFonts w:ascii="Times New Roman" w:hAnsi="Times New Roman" w:cs="Times New Roman"/>
+          <w:sz w:val="24"/>
+          <w:szCs w:val="24"/>
+        </w:rPr>
+        <w:t>rows.add(new Row("data_transfer_size", "10KB").add("response_time", "200ms"));</w:t>
+      </w:r>
+    </w:p>
+    <w:p>
+      <w:pPr>
+        <w:rPr>
+          <w:rFonts w:ascii="Times New Roman" w:hAnsi="Times New Roman" w:cs="Times New Roman"/>
+          <w:sz w:val="24"/>
+          <w:szCs w:val="24"/>
+        </w:rPr>
+      </w:pPr>
+      <w:r>
+        <w:rPr>
+          <w:rFonts w:ascii="Times New Roman" w:hAnsi="Times New Roman" w:cs="Times New Roman"/>
+          <w:sz w:val="24"/>
+          <w:szCs w:val="24"/>
+        </w:rPr>
+        <w:t>rows.add(new Row("data_transfer_size", "1.5MB").add("response_time", "2.8s"));</w:t>
       </w:r>
     </w:p>
     <w:p>
@@ -2476,7 +1876,6 @@
           <w:szCs w:val="24"/>
         </w:rPr>
       </w:pPr>
-      <w:proofErr w:type="spellStart"/>
       <w:r>
         <w:rPr>
           <w:rFonts w:ascii="Times New Roman" w:hAnsi="Times New Roman" w:cs="Times New Roman"/>
@@ -2484,218 +1883,41 @@
           <w:szCs w:val="24"/>
         </w:rPr>
         <w:lastRenderedPageBreak/>
-        <w:t>Assert.assertEquals</w:t>
-      </w:r>
-      <w:proofErr w:type="spellEnd"/>
-      <w:r>
-        <w:rPr>
-          <w:rFonts w:ascii="Times New Roman" w:hAnsi="Times New Roman" w:cs="Times New Roman"/>
-          <w:sz w:val="24"/>
-          <w:szCs w:val="24"/>
-        </w:rPr>
-        <w:t xml:space="preserve">(1, </w:t>
-      </w:r>
-      <w:proofErr w:type="spellStart"/>
-      <w:proofErr w:type="gramStart"/>
-      <w:r>
-        <w:rPr>
-          <w:rFonts w:ascii="Times New Roman" w:hAnsi="Times New Roman" w:cs="Times New Roman"/>
-          <w:sz w:val="24"/>
-          <w:szCs w:val="24"/>
-        </w:rPr>
-        <w:t>results.size</w:t>
-      </w:r>
-      <w:proofErr w:type="spellEnd"/>
-      <w:proofErr w:type="gramEnd"/>
-      <w:r>
-        <w:rPr>
-          <w:rFonts w:ascii="Times New Roman" w:hAnsi="Times New Roman" w:cs="Times New Roman"/>
-          <w:sz w:val="24"/>
-          <w:szCs w:val="24"/>
-        </w:rPr>
-        <w:t>());</w:t>
-      </w:r>
-    </w:p>
-    <w:p>
-      <w:pPr>
-        <w:rPr>
-          <w:rFonts w:ascii="Times New Roman" w:hAnsi="Times New Roman" w:cs="Times New Roman"/>
-          <w:sz w:val="24"/>
-          <w:szCs w:val="24"/>
-        </w:rPr>
-      </w:pPr>
-      <w:proofErr w:type="spellStart"/>
-      <w:r>
-        <w:rPr>
-          <w:rFonts w:ascii="Times New Roman" w:hAnsi="Times New Roman" w:cs="Times New Roman"/>
-          <w:sz w:val="24"/>
-          <w:szCs w:val="24"/>
-        </w:rPr>
-        <w:t>Assert.assertEquals</w:t>
-      </w:r>
-      <w:proofErr w:type="spellEnd"/>
-      <w:r>
-        <w:rPr>
-          <w:rFonts w:ascii="Times New Roman" w:hAnsi="Times New Roman" w:cs="Times New Roman"/>
-          <w:sz w:val="24"/>
-          <w:szCs w:val="24"/>
-        </w:rPr>
-        <w:t xml:space="preserve">(1.509, </w:t>
-      </w:r>
-      <w:proofErr w:type="spellStart"/>
-      <w:r>
-        <w:rPr>
-          <w:rFonts w:ascii="Times New Roman" w:hAnsi="Times New Roman" w:cs="Times New Roman"/>
-          <w:sz w:val="24"/>
-          <w:szCs w:val="24"/>
-        </w:rPr>
-        <w:t>results.get</w:t>
-      </w:r>
-      <w:proofErr w:type="spellEnd"/>
-      <w:r>
-        <w:rPr>
-          <w:rFonts w:ascii="Times New Roman" w:hAnsi="Times New Roman" w:cs="Times New Roman"/>
-          <w:sz w:val="24"/>
-          <w:szCs w:val="24"/>
-        </w:rPr>
-        <w:t>(0</w:t>
-      </w:r>
-      <w:proofErr w:type="gramStart"/>
-      <w:r>
-        <w:rPr>
-          <w:rFonts w:ascii="Times New Roman" w:hAnsi="Times New Roman" w:cs="Times New Roman"/>
-          <w:sz w:val="24"/>
-          <w:szCs w:val="24"/>
-        </w:rPr>
-        <w:t>).</w:t>
-      </w:r>
-      <w:proofErr w:type="spellStart"/>
-      <w:r>
-        <w:rPr>
-          <w:rFonts w:ascii="Times New Roman" w:hAnsi="Times New Roman" w:cs="Times New Roman"/>
-          <w:sz w:val="24"/>
-          <w:szCs w:val="24"/>
-        </w:rPr>
-        <w:t>getValue</w:t>
-      </w:r>
-      <w:proofErr w:type="spellEnd"/>
-      <w:proofErr w:type="gramEnd"/>
-      <w:r>
-        <w:rPr>
-          <w:rFonts w:ascii="Times New Roman" w:hAnsi="Times New Roman" w:cs="Times New Roman"/>
-          <w:sz w:val="24"/>
-          <w:szCs w:val="24"/>
-        </w:rPr>
-        <w:t>("</w:t>
-      </w:r>
-      <w:proofErr w:type="spellStart"/>
-      <w:r>
-        <w:rPr>
-          <w:rFonts w:ascii="Times New Roman" w:hAnsi="Times New Roman" w:cs="Times New Roman"/>
-          <w:sz w:val="24"/>
-          <w:szCs w:val="24"/>
-        </w:rPr>
-        <w:t>total_size_mb</w:t>
-      </w:r>
-      <w:proofErr w:type="spellEnd"/>
-      <w:r>
-        <w:rPr>
-          <w:rFonts w:ascii="Times New Roman" w:hAnsi="Times New Roman" w:cs="Times New Roman"/>
-          <w:sz w:val="24"/>
-          <w:szCs w:val="24"/>
-        </w:rPr>
-        <w:t>"), 0.001);</w:t>
-      </w:r>
-    </w:p>
-    <w:p>
-      <w:pPr>
-        <w:rPr>
-          <w:rFonts w:ascii="Times New Roman" w:hAnsi="Times New Roman" w:cs="Times New Roman"/>
-          <w:sz w:val="24"/>
-          <w:szCs w:val="24"/>
-        </w:rPr>
-      </w:pPr>
-      <w:proofErr w:type="spellStart"/>
-      <w:r>
-        <w:rPr>
-          <w:rFonts w:ascii="Times New Roman" w:hAnsi="Times New Roman" w:cs="Times New Roman"/>
-          <w:sz w:val="24"/>
-          <w:szCs w:val="24"/>
-        </w:rPr>
-        <w:t>Assert.assertEquals</w:t>
-      </w:r>
-      <w:proofErr w:type="spellEnd"/>
-      <w:r>
-        <w:rPr>
-          <w:rFonts w:ascii="Times New Roman" w:hAnsi="Times New Roman" w:cs="Times New Roman"/>
-          <w:sz w:val="24"/>
-          <w:szCs w:val="24"/>
-        </w:rPr>
-        <w:t xml:space="preserve">(3.0, </w:t>
-      </w:r>
-      <w:proofErr w:type="spellStart"/>
-      <w:r>
-        <w:rPr>
-          <w:rFonts w:ascii="Times New Roman" w:hAnsi="Times New Roman" w:cs="Times New Roman"/>
-          <w:sz w:val="24"/>
-          <w:szCs w:val="24"/>
-        </w:rPr>
-        <w:t>results.get</w:t>
-      </w:r>
-      <w:proofErr w:type="spellEnd"/>
-      <w:r>
-        <w:rPr>
-          <w:rFonts w:ascii="Times New Roman" w:hAnsi="Times New Roman" w:cs="Times New Roman"/>
-          <w:sz w:val="24"/>
-          <w:szCs w:val="24"/>
-        </w:rPr>
-        <w:t>(0</w:t>
-      </w:r>
-      <w:proofErr w:type="gramStart"/>
-      <w:r>
-        <w:rPr>
-          <w:rFonts w:ascii="Times New Roman" w:hAnsi="Times New Roman" w:cs="Times New Roman"/>
-          <w:sz w:val="24"/>
-          <w:szCs w:val="24"/>
-        </w:rPr>
-        <w:t>).</w:t>
-      </w:r>
-      <w:proofErr w:type="spellStart"/>
-      <w:r>
-        <w:rPr>
-          <w:rFonts w:ascii="Times New Roman" w:hAnsi="Times New Roman" w:cs="Times New Roman"/>
-          <w:sz w:val="24"/>
-          <w:szCs w:val="24"/>
-        </w:rPr>
-        <w:t>getValue</w:t>
-      </w:r>
-      <w:proofErr w:type="spellEnd"/>
-      <w:proofErr w:type="gramEnd"/>
-      <w:r>
-        <w:rPr>
-          <w:rFonts w:ascii="Times New Roman" w:hAnsi="Times New Roman" w:cs="Times New Roman"/>
-          <w:sz w:val="24"/>
-          <w:szCs w:val="24"/>
-        </w:rPr>
-        <w:t>("</w:t>
-      </w:r>
-      <w:proofErr w:type="spellStart"/>
-      <w:r>
-        <w:rPr>
-          <w:rFonts w:ascii="Times New Roman" w:hAnsi="Times New Roman" w:cs="Times New Roman"/>
-          <w:sz w:val="24"/>
-          <w:szCs w:val="24"/>
-        </w:rPr>
-        <w:t>total_time_sec</w:t>
-      </w:r>
-      <w:proofErr w:type="spellEnd"/>
-      <w:r>
-        <w:rPr>
-          <w:rFonts w:ascii="Times New Roman" w:hAnsi="Times New Roman" w:cs="Times New Roman"/>
-          <w:sz w:val="24"/>
-          <w:szCs w:val="24"/>
-        </w:rPr>
-        <w:t>"), 0.001);</w:t>
+        <w:t>Assert.assertEquals(1, results.size());</w:t>
+      </w:r>
+    </w:p>
+    <w:p>
+      <w:pPr>
+        <w:rPr>
+          <w:rFonts w:ascii="Times New Roman" w:hAnsi="Times New Roman" w:cs="Times New Roman"/>
+          <w:sz w:val="24"/>
+          <w:szCs w:val="24"/>
+        </w:rPr>
+      </w:pPr>
+      <w:r>
+        <w:rPr>
+          <w:rFonts w:ascii="Times New Roman" w:hAnsi="Times New Roman" w:cs="Times New Roman"/>
+          <w:sz w:val="24"/>
+          <w:szCs w:val="24"/>
+        </w:rPr>
+        <w:t>Assert.assertEquals(1.509, results.get(0).getValue("total_size_mb"), 0.001);</w:t>
+      </w:r>
+    </w:p>
+    <w:p>
+      <w:pPr>
+        <w:rPr>
+          <w:rFonts w:ascii="Times New Roman" w:hAnsi="Times New Roman" w:cs="Times New Roman"/>
+          <w:sz w:val="24"/>
+          <w:szCs w:val="24"/>
+        </w:rPr>
+      </w:pPr>
+      <w:r>
+        <w:rPr>
+          <w:rFonts w:ascii="Times New Roman" w:hAnsi="Times New Roman" w:cs="Times New Roman"/>
+          <w:sz w:val="24"/>
+          <w:szCs w:val="24"/>
+        </w:rPr>
+        <w:t>Assert.assertEquals(3.0, results.get(0).getValue("total_time_sec"), 0.001);</w:t>
       </w:r>
     </w:p>
     <w:p>
@@ -2713,7 +1935,7 @@
           <w:szCs w:val="24"/>
         </w:rPr>
         <w:pict w14:anchorId="6084F477">
-          <v:rect id="_x0000_i1176" style="width:0;height:1.5pt" o:hralign="center" o:hrstd="t" o:hr="t" fillcolor="#a0a0a0" stroked="f"/>
+          <v:rect id="_x0000_i1032" style="width:0;height:1.5pt" o:hralign="center" o:hrstd="t" o:hr="t" fillcolor="#a0a0a0" stroked="f"/>
         </w:pict>
       </w:r>
     </w:p>
@@ -2841,25 +2063,7 @@
           <w:sz w:val="24"/>
           <w:szCs w:val="24"/>
         </w:rPr>
-        <w:t xml:space="preserve">Prompt 5: How to write unit tests for directives using </w:t>
-      </w:r>
-      <w:proofErr w:type="spellStart"/>
-      <w:r>
-        <w:rPr>
-          <w:rFonts w:ascii="Times New Roman" w:hAnsi="Times New Roman" w:cs="Times New Roman"/>
-          <w:sz w:val="24"/>
-          <w:szCs w:val="24"/>
-        </w:rPr>
-        <w:t>TestingRig</w:t>
-      </w:r>
-      <w:proofErr w:type="spellEnd"/>
-      <w:r>
-        <w:rPr>
-          <w:rFonts w:ascii="Times New Roman" w:hAnsi="Times New Roman" w:cs="Times New Roman"/>
-          <w:sz w:val="24"/>
-          <w:szCs w:val="24"/>
-        </w:rPr>
-        <w:t xml:space="preserve"> in Wrangler?</w:t>
+        <w:t>Prompt 5: How to write unit tests for directives using TestingRig in Wrangler?</w:t>
       </w:r>
     </w:p>
     <w:p>
@@ -2877,7 +2081,7 @@
           <w:szCs w:val="24"/>
         </w:rPr>
         <w:pict w14:anchorId="67A373A9">
-          <v:rect id="_x0000_i1177" style="width:0;height:1.5pt" o:hralign="center" o:hrstd="t" o:hr="t" fillcolor="#a0a0a0" stroked="f"/>
+          <v:rect id="_x0000_i1033" style="width:0;height:1.5pt" o:hralign="center" o:hrstd="t" o:hr="t" fillcolor="#a0a0a0" stroked="f"/>
         </w:pict>
       </w:r>
     </w:p>
@@ -2933,23 +2137,13 @@
           <w:szCs w:val="24"/>
         </w:rPr>
       </w:pPr>
-      <w:proofErr w:type="spellStart"/>
-      <w:r>
-        <w:rPr>
-          <w:rFonts w:ascii="Times New Roman" w:hAnsi="Times New Roman" w:cs="Times New Roman"/>
-          <w:sz w:val="24"/>
-          <w:szCs w:val="24"/>
-        </w:rPr>
-        <w:t>mvn</w:t>
-      </w:r>
-      <w:proofErr w:type="spellEnd"/>
-      <w:r>
-        <w:rPr>
-          <w:rFonts w:ascii="Times New Roman" w:hAnsi="Times New Roman" w:cs="Times New Roman"/>
-          <w:sz w:val="24"/>
-          <w:szCs w:val="24"/>
-        </w:rPr>
-        <w:t xml:space="preserve"> clean install</w:t>
+      <w:r>
+        <w:rPr>
+          <w:rFonts w:ascii="Times New Roman" w:hAnsi="Times New Roman" w:cs="Times New Roman"/>
+          <w:sz w:val="24"/>
+          <w:szCs w:val="24"/>
+        </w:rPr>
+        <w:t>mvn clean install</w:t>
       </w:r>
     </w:p>
     <w:p>
@@ -2983,23 +2177,13 @@
           <w:szCs w:val="24"/>
         </w:rPr>
       </w:pPr>
-      <w:proofErr w:type="spellStart"/>
-      <w:r>
-        <w:rPr>
-          <w:rFonts w:ascii="Times New Roman" w:hAnsi="Times New Roman" w:cs="Times New Roman"/>
-          <w:sz w:val="24"/>
-          <w:szCs w:val="24"/>
-        </w:rPr>
-        <w:t>mvn</w:t>
-      </w:r>
-      <w:proofErr w:type="spellEnd"/>
-      <w:r>
-        <w:rPr>
-          <w:rFonts w:ascii="Times New Roman" w:hAnsi="Times New Roman" w:cs="Times New Roman"/>
-          <w:sz w:val="24"/>
-          <w:szCs w:val="24"/>
-        </w:rPr>
-        <w:t xml:space="preserve"> compile</w:t>
+      <w:r>
+        <w:rPr>
+          <w:rFonts w:ascii="Times New Roman" w:hAnsi="Times New Roman" w:cs="Times New Roman"/>
+          <w:sz w:val="24"/>
+          <w:szCs w:val="24"/>
+        </w:rPr>
+        <w:t>mvn compile</w:t>
       </w:r>
     </w:p>
     <w:p>
@@ -3033,23 +2217,13 @@
           <w:szCs w:val="24"/>
         </w:rPr>
       </w:pPr>
-      <w:proofErr w:type="spellStart"/>
-      <w:r>
-        <w:rPr>
-          <w:rFonts w:ascii="Times New Roman" w:hAnsi="Times New Roman" w:cs="Times New Roman"/>
-          <w:sz w:val="24"/>
-          <w:szCs w:val="24"/>
-        </w:rPr>
-        <w:t>mvn</w:t>
-      </w:r>
-      <w:proofErr w:type="spellEnd"/>
-      <w:r>
-        <w:rPr>
-          <w:rFonts w:ascii="Times New Roman" w:hAnsi="Times New Roman" w:cs="Times New Roman"/>
-          <w:sz w:val="24"/>
-          <w:szCs w:val="24"/>
-        </w:rPr>
-        <w:t xml:space="preserve"> test</w:t>
+      <w:r>
+        <w:rPr>
+          <w:rFonts w:ascii="Times New Roman" w:hAnsi="Times New Roman" w:cs="Times New Roman"/>
+          <w:sz w:val="24"/>
+          <w:szCs w:val="24"/>
+        </w:rPr>
+        <w:t>mvn test</w:t>
       </w:r>
     </w:p>
     <w:p>
@@ -3114,7 +2288,7 @@
           <w:szCs w:val="24"/>
         </w:rPr>
         <w:pict w14:anchorId="049912F5">
-          <v:rect id="_x0000_i1178" style="width:0;height:1.5pt" o:hralign="center" o:hrstd="t" o:hr="t" fillcolor="#a0a0a0" stroked="f"/>
+          <v:rect id="_x0000_i1034" style="width:0;height:1.5pt" o:hralign="center" o:hrstd="t" o:hr="t" fillcolor="#a0a0a0" stroked="f"/>
         </w:pict>
       </w:r>
     </w:p>
@@ -3279,7 +2453,7 @@
           <w:szCs w:val="24"/>
         </w:rPr>
         <w:pict w14:anchorId="7F78FE71">
-          <v:rect id="_x0000_i1179" style="width:0;height:1.5pt" o:hralign="center" o:hrstd="t" o:hr="t" fillcolor="#a0a0a0" stroked="f"/>
+          <v:rect id="_x0000_i1035" style="width:0;height:1.5pt" o:hralign="center" o:hrstd="t" o:hr="t" fillcolor="#a0a0a0" stroked="f"/>
         </w:pict>
       </w:r>
     </w:p>
@@ -7909,6 +7083,7 @@
   <w:style w:type="character" w:default="1" w:styleId="DefaultParagraphFont">
     <w:name w:val="Default Paragraph Font"/>
     <w:uiPriority w:val="1"/>
+    <w:semiHidden/>
     <w:unhideWhenUsed/>
   </w:style>
   <w:style w:type="table" w:default="1" w:styleId="TableNormal">
